--- a/fixtures/docx/rev-table-props.docx
+++ b/fixtures/docx/rev-table-props.docx
@@ -13,7 +13,7 @@
         <w:jc w:val="center"/>
         <w:tblLayout w:type="fixed"/>
         <w:tblLook w:val="0000" w:firstRow="0" w:lastRow="0" w:firstColumn="0" w:lastColumn="0" w:noHBand="0" w:noVBand="0"/>
-        <w:tblPrChange w:id="0" w:author="Author A" w:date="2026-10-11T15:20:00Z" w16du:dateUtc="2026-10-11T14:20:00Z">
+        <w:tblPrChange w:id="0" w:author="Author A" w:date="2026-10-11T18:21:00Z" w16du:dateUtc="2026-10-11T17:21:00Z">
           <w:tblPr>
             <w:tblW w:w="0" w:type="auto"/>
             <w:tblLayout w:type="fixed"/>
@@ -41,7 +41,7 @@
             <w:top w:w="0" w:type="dxa"/>
             <w:bottom w:w="0" w:type="dxa"/>
           </w:tblCellMar>
-          <w:tblPrExChange w:id="2" w:author="Author A" w:date="2026-10-11T15:20:00Z" w16du:dateUtc="2026-10-11T14:20:00Z">
+          <w:tblPrExChange w:id="2" w:author="Author A" w:date="2026-10-11T18:21:00Z" w16du:dateUtc="2026-10-11T17:21:00Z">
             <w:tblPrEx>
               <w:tblCellMar>
                 <w:top w:w="0" w:type="dxa"/>
@@ -58,7 +58,7 @@
           <w:tcPr>
             <w:tcW w:w="3008" w:type="dxa"/>
             <w:shd w:val="clear" w:color="auto" w:fill="FFFF00"/>
-            <w:tcPrChange w:id="3" w:author="Author A" w:date="2026-10-11T15:20:00Z" w16du:dateUtc="2026-10-11T14:20:00Z">
+            <w:tcPrChange w:id="3" w:author="Author A" w:date="2026-10-11T18:21:00Z" w16du:dateUtc="2026-10-11T17:21:00Z">
               <w:tcPr>
                 <w:tcW w:w="3008" w:type="dxa"/>
               </w:tcPr>
@@ -74,7 +74,7 @@
           <w:tcPr>
             <w:tcW w:w="3009" w:type="dxa"/>
             <w:gridSpan w:val="2"/>
-            <w:tcPrChange w:id="4" w:author="Author A" w:date="2026-10-11T15:20:00Z" w16du:dateUtc="2026-10-11T14:20:00Z">
+            <w:tcPrChange w:id="4" w:author="Author A" w:date="2026-10-11T18:21:00Z" w16du:dateUtc="2026-10-11T17:21:00Z">
               <w:tcPr>
                 <w:tcW w:w="3009" w:type="dxa"/>
               </w:tcPr>
@@ -90,7 +90,7 @@
           <w:tcPr>
             <w:tcW w:w="3009" w:type="dxa"/>
             <w:gridSpan w:val="2"/>
-            <w:tcPrChange w:id="5" w:author="Author A" w:date="2026-10-11T15:20:00Z" w16du:dateUtc="2026-10-11T14:20:00Z">
+            <w:tcPrChange w:id="5" w:author="Author A" w:date="2026-10-11T18:21:00Z" w16du:dateUtc="2026-10-11T17:21:00Z">
               <w:tcPr>
                 <w:tcW w:w="3009" w:type="dxa"/>
               </w:tcPr>
@@ -109,7 +109,7 @@
             <w:top w:w="0" w:type="dxa"/>
             <w:bottom w:w="0" w:type="dxa"/>
           </w:tblCellMar>
-          <w:tblPrExChange w:id="6" w:author="Author A" w:date="2026-10-11T15:20:00Z" w16du:dateUtc="2026-10-11T14:20:00Z">
+          <w:tblPrExChange w:id="6" w:author="Author A" w:date="2026-10-11T18:21:00Z" w16du:dateUtc="2026-10-11T17:21:00Z">
             <w:tblPrEx>
               <w:tblCellMar>
                 <w:top w:w="0" w:type="dxa"/>
@@ -128,7 +128,7 @@
           <w:tcPr>
             <w:tcW w:w="3008" w:type="dxa"/>
             <w:vAlign w:val="center"/>
-            <w:tcPrChange w:id="7" w:author="Author A" w:date="2026-10-11T15:20:00Z" w16du:dateUtc="2026-10-11T14:20:00Z">
+            <w:tcPrChange w:id="7" w:author="Author A" w:date="2026-10-11T18:21:00Z" w16du:dateUtc="2026-10-11T17:21:00Z">
               <w:tcPr>
                 <w:tcW w:w="3008" w:type="dxa"/>
               </w:tcPr>
@@ -143,7 +143,7 @@
         <w:tc>
           <w:tcPr>
             <w:tcW w:w="1800" w:type="dxa"/>
-            <w:tcPrChange w:id="8" w:author="Author A" w:date="2026-10-11T15:20:00Z" w16du:dateUtc="2026-10-11T14:20:00Z">
+            <w:tcPrChange w:id="8" w:author="Author A" w:date="2026-10-11T18:21:00Z" w16du:dateUtc="2026-10-11T17:21:00Z">
               <w:tcPr>
                 <w:tcW w:w="3009" w:type="dxa"/>
               </w:tcPr>
@@ -159,7 +159,7 @@
           <w:tcPr>
             <w:tcW w:w="3009" w:type="dxa"/>
             <w:gridSpan w:val="2"/>
-            <w:tcPrChange w:id="9" w:author="Author A" w:date="2026-10-11T15:20:00Z" w16du:dateUtc="2026-10-11T14:20:00Z">
+            <w:tcPrChange w:id="9" w:author="Author A" w:date="2026-10-11T18:21:00Z" w16du:dateUtc="2026-10-11T17:21:00Z">
               <w:tcPr>
                 <w:tcW w:w="3009" w:type="dxa"/>
               </w:tcPr>
@@ -178,7 +178,7 @@
             <w:top w:w="0" w:type="dxa"/>
             <w:bottom w:w="0" w:type="dxa"/>
           </w:tblCellMar>
-          <w:tblPrExChange w:id="10" w:author="Author A" w:date="2026-10-11T15:20:00Z" w16du:dateUtc="2026-10-11T14:20:00Z">
+          <w:tblPrExChange w:id="10" w:author="Author A" w:date="2026-10-11T18:21:00Z" w16du:dateUtc="2026-10-11T17:21:00Z">
             <w:tblPrEx>
               <w:tblCellMar>
                 <w:top w:w="0" w:type="dxa"/>
@@ -194,7 +194,7 @@
         <w:tc>
           <w:tcPr>
             <w:tcW w:w="3008" w:type="dxa"/>
-            <w:tcPrChange w:id="11" w:author="Author A" w:date="2026-10-11T15:20:00Z" w16du:dateUtc="2026-10-11T14:20:00Z">
+            <w:tcPrChange w:id="11" w:author="Author A" w:date="2026-10-11T18:21:00Z" w16du:dateUtc="2026-10-11T17:21:00Z">
               <w:tcPr>
                 <w:tcW w:w="3008" w:type="dxa"/>
               </w:tcPr>
@@ -210,7 +210,7 @@
           <w:tcPr>
             <w:tcW w:w="3009" w:type="dxa"/>
             <w:gridSpan w:val="2"/>
-            <w:tcPrChange w:id="12" w:author="Author A" w:date="2026-10-11T15:20:00Z" w16du:dateUtc="2026-10-11T14:20:00Z">
+            <w:tcPrChange w:id="12" w:author="Author A" w:date="2026-10-11T18:21:00Z" w16du:dateUtc="2026-10-11T17:21:00Z">
               <w:tcPr>
                 <w:tcW w:w="3009" w:type="dxa"/>
               </w:tcPr>
@@ -226,7 +226,7 @@
           <w:tcPr>
             <w:tcW w:w="3009" w:type="dxa"/>
             <w:gridSpan w:val="2"/>
-            <w:tcPrChange w:id="13" w:author="Author A" w:date="2026-10-11T15:20:00Z" w16du:dateUtc="2026-10-11T14:20:00Z">
+            <w:tcPrChange w:id="13" w:author="Author A" w:date="2026-10-11T18:21:00Z" w16du:dateUtc="2026-10-11T17:21:00Z">
               <w:tcPr>
                 <w:tcW w:w="3009" w:type="dxa"/>
               </w:tcPr>
@@ -671,7 +671,7 @@
     <w:link w:val="Heading1Char"/>
     <w:uiPriority w:val="9"/>
     <w:qFormat/>
-    <w:rsid w:val="000706FA"/>
+    <w:rsid w:val="00A131F8"/>
     <w:pPr>
       <w:keepNext/>
       <w:keepLines/>
@@ -694,7 +694,7 @@
     <w:semiHidden/>
     <w:unhideWhenUsed/>
     <w:qFormat/>
-    <w:rsid w:val="000706FA"/>
+    <w:rsid w:val="00A131F8"/>
     <w:pPr>
       <w:keepNext/>
       <w:keepLines/>
@@ -717,7 +717,7 @@
     <w:semiHidden/>
     <w:unhideWhenUsed/>
     <w:qFormat/>
-    <w:rsid w:val="000706FA"/>
+    <w:rsid w:val="00A131F8"/>
     <w:pPr>
       <w:keepNext/>
       <w:keepLines/>
@@ -740,7 +740,7 @@
     <w:semiHidden/>
     <w:unhideWhenUsed/>
     <w:qFormat/>
-    <w:rsid w:val="000706FA"/>
+    <w:rsid w:val="00A131F8"/>
     <w:pPr>
       <w:keepNext/>
       <w:keepLines/>
@@ -763,7 +763,7 @@
     <w:semiHidden/>
     <w:unhideWhenUsed/>
     <w:qFormat/>
-    <w:rsid w:val="000706FA"/>
+    <w:rsid w:val="00A131F8"/>
     <w:pPr>
       <w:keepNext/>
       <w:keepLines/>
@@ -784,7 +784,7 @@
     <w:semiHidden/>
     <w:unhideWhenUsed/>
     <w:qFormat/>
-    <w:rsid w:val="000706FA"/>
+    <w:rsid w:val="00A131F8"/>
     <w:pPr>
       <w:keepNext/>
       <w:keepLines/>
@@ -807,7 +807,7 @@
     <w:semiHidden/>
     <w:unhideWhenUsed/>
     <w:qFormat/>
-    <w:rsid w:val="000706FA"/>
+    <w:rsid w:val="00A131F8"/>
     <w:pPr>
       <w:keepNext/>
       <w:keepLines/>
@@ -828,7 +828,7 @@
     <w:semiHidden/>
     <w:unhideWhenUsed/>
     <w:qFormat/>
-    <w:rsid w:val="000706FA"/>
+    <w:rsid w:val="00A131F8"/>
     <w:pPr>
       <w:keepNext/>
       <w:keepLines/>
@@ -851,7 +851,7 @@
     <w:semiHidden/>
     <w:unhideWhenUsed/>
     <w:qFormat/>
-    <w:rsid w:val="000706FA"/>
+    <w:rsid w:val="00A131F8"/>
     <w:pPr>
       <w:keepNext/>
       <w:keepLines/>
@@ -895,7 +895,7 @@
     <w:basedOn w:val="DefaultParagraphFont"/>
     <w:link w:val="Heading1"/>
     <w:uiPriority w:val="9"/>
-    <w:rsid w:val="000706FA"/>
+    <w:rsid w:val="00A131F8"/>
     <w:rPr>
       <w:rFonts w:asciiTheme="majorHAnsi" w:eastAsiaTheme="majorEastAsia" w:hAnsiTheme="majorHAnsi" w:cstheme="majorBidi"/>
       <w:color w:val="2F5496" w:themeColor="accent1" w:themeShade="BF"/>
@@ -909,7 +909,7 @@
     <w:link w:val="Heading2"/>
     <w:uiPriority w:val="9"/>
     <w:semiHidden/>
-    <w:rsid w:val="000706FA"/>
+    <w:rsid w:val="00A131F8"/>
     <w:rPr>
       <w:rFonts w:asciiTheme="majorHAnsi" w:eastAsiaTheme="majorEastAsia" w:hAnsiTheme="majorHAnsi" w:cstheme="majorBidi"/>
       <w:color w:val="2F5496" w:themeColor="accent1" w:themeShade="BF"/>
@@ -923,7 +923,7 @@
     <w:link w:val="Heading3"/>
     <w:uiPriority w:val="9"/>
     <w:semiHidden/>
-    <w:rsid w:val="000706FA"/>
+    <w:rsid w:val="00A131F8"/>
     <w:rPr>
       <w:rFonts w:eastAsiaTheme="majorEastAsia" w:cstheme="majorBidi"/>
       <w:color w:val="2F5496" w:themeColor="accent1" w:themeShade="BF"/>
@@ -937,7 +937,7 @@
     <w:link w:val="Heading4"/>
     <w:uiPriority w:val="9"/>
     <w:semiHidden/>
-    <w:rsid w:val="000706FA"/>
+    <w:rsid w:val="00A131F8"/>
     <w:rPr>
       <w:rFonts w:eastAsiaTheme="majorEastAsia" w:cstheme="majorBidi"/>
       <w:i/>
@@ -951,7 +951,7 @@
     <w:link w:val="Heading5"/>
     <w:uiPriority w:val="9"/>
     <w:semiHidden/>
-    <w:rsid w:val="000706FA"/>
+    <w:rsid w:val="00A131F8"/>
     <w:rPr>
       <w:rFonts w:eastAsiaTheme="majorEastAsia" w:cstheme="majorBidi"/>
       <w:color w:val="2F5496" w:themeColor="accent1" w:themeShade="BF"/>
@@ -963,7 +963,7 @@
     <w:link w:val="Heading6"/>
     <w:uiPriority w:val="9"/>
     <w:semiHidden/>
-    <w:rsid w:val="000706FA"/>
+    <w:rsid w:val="00A131F8"/>
     <w:rPr>
       <w:rFonts w:eastAsiaTheme="majorEastAsia" w:cstheme="majorBidi"/>
       <w:i/>
@@ -977,7 +977,7 @@
     <w:link w:val="Heading7"/>
     <w:uiPriority w:val="9"/>
     <w:semiHidden/>
-    <w:rsid w:val="000706FA"/>
+    <w:rsid w:val="00A131F8"/>
     <w:rPr>
       <w:rFonts w:eastAsiaTheme="majorEastAsia" w:cstheme="majorBidi"/>
       <w:color w:val="595959" w:themeColor="text1" w:themeTint="A6"/>
@@ -989,7 +989,7 @@
     <w:link w:val="Heading8"/>
     <w:uiPriority w:val="9"/>
     <w:semiHidden/>
-    <w:rsid w:val="000706FA"/>
+    <w:rsid w:val="00A131F8"/>
     <w:rPr>
       <w:rFonts w:eastAsiaTheme="majorEastAsia" w:cstheme="majorBidi"/>
       <w:i/>
@@ -1003,7 +1003,7 @@
     <w:link w:val="Heading9"/>
     <w:uiPriority w:val="9"/>
     <w:semiHidden/>
-    <w:rsid w:val="000706FA"/>
+    <w:rsid w:val="00A131F8"/>
     <w:rPr>
       <w:rFonts w:eastAsiaTheme="majorEastAsia" w:cstheme="majorBidi"/>
       <w:color w:val="272727" w:themeColor="text1" w:themeTint="D8"/>
@@ -1016,7 +1016,7 @@
     <w:link w:val="TitleChar"/>
     <w:uiPriority w:val="10"/>
     <w:qFormat/>
-    <w:rsid w:val="000706FA"/>
+    <w:rsid w:val="00A131F8"/>
     <w:pPr>
       <w:spacing w:after="80" w:line="240" w:lineRule="auto"/>
       <w:contextualSpacing/>
@@ -1034,7 +1034,7 @@
     <w:basedOn w:val="DefaultParagraphFont"/>
     <w:link w:val="Title"/>
     <w:uiPriority w:val="10"/>
-    <w:rsid w:val="000706FA"/>
+    <w:rsid w:val="00A131F8"/>
     <w:rPr>
       <w:rFonts w:asciiTheme="majorHAnsi" w:eastAsiaTheme="majorEastAsia" w:hAnsiTheme="majorHAnsi" w:cstheme="majorBidi"/>
       <w:spacing w:val="-10"/>
@@ -1050,7 +1050,7 @@
     <w:link w:val="SubtitleChar"/>
     <w:uiPriority w:val="11"/>
     <w:qFormat/>
-    <w:rsid w:val="000706FA"/>
+    <w:rsid w:val="00A131F8"/>
     <w:pPr>
       <w:numPr>
         <w:ilvl w:val="1"/>
@@ -1069,7 +1069,7 @@
     <w:basedOn w:val="DefaultParagraphFont"/>
     <w:link w:val="Subtitle"/>
     <w:uiPriority w:val="11"/>
-    <w:rsid w:val="000706FA"/>
+    <w:rsid w:val="00A131F8"/>
     <w:rPr>
       <w:rFonts w:eastAsiaTheme="majorEastAsia" w:cstheme="majorBidi"/>
       <w:color w:val="595959" w:themeColor="text1" w:themeTint="A6"/>
@@ -1085,7 +1085,7 @@
     <w:link w:val="QuoteChar"/>
     <w:uiPriority w:val="29"/>
     <w:qFormat/>
-    <w:rsid w:val="000706FA"/>
+    <w:rsid w:val="00A131F8"/>
     <w:pPr>
       <w:spacing w:before="160"/>
       <w:jc w:val="center"/>
@@ -1101,7 +1101,7 @@
     <w:basedOn w:val="DefaultParagraphFont"/>
     <w:link w:val="Quote"/>
     <w:uiPriority w:val="29"/>
-    <w:rsid w:val="000706FA"/>
+    <w:rsid w:val="00A131F8"/>
     <w:rPr>
       <w:i/>
       <w:iCs/>
@@ -1113,7 +1113,7 @@
     <w:basedOn w:val="Normal"/>
     <w:uiPriority w:val="34"/>
     <w:qFormat/>
-    <w:rsid w:val="000706FA"/>
+    <w:rsid w:val="00A131F8"/>
     <w:pPr>
       <w:ind w:left="720"/>
       <w:contextualSpacing/>
@@ -1124,7 +1124,7 @@
     <w:basedOn w:val="DefaultParagraphFont"/>
     <w:uiPriority w:val="21"/>
     <w:qFormat/>
-    <w:rsid w:val="000706FA"/>
+    <w:rsid w:val="00A131F8"/>
     <w:rPr>
       <w:i/>
       <w:iCs/>
@@ -1138,7 +1138,7 @@
     <w:link w:val="IntenseQuoteChar"/>
     <w:uiPriority w:val="30"/>
     <w:qFormat/>
-    <w:rsid w:val="000706FA"/>
+    <w:rsid w:val="00A131F8"/>
     <w:pPr>
       <w:pBdr>
         <w:top w:val="single" w:sz="4" w:space="10" w:color="2F5496" w:themeColor="accent1" w:themeShade="BF"/>
@@ -1159,7 +1159,7 @@
     <w:basedOn w:val="DefaultParagraphFont"/>
     <w:link w:val="IntenseQuote"/>
     <w:uiPriority w:val="30"/>
-    <w:rsid w:val="000706FA"/>
+    <w:rsid w:val="00A131F8"/>
     <w:rPr>
       <w:i/>
       <w:iCs/>
@@ -1171,7 +1171,7 @@
     <w:basedOn w:val="DefaultParagraphFont"/>
     <w:uiPriority w:val="32"/>
     <w:qFormat/>
-    <w:rsid w:val="000706FA"/>
+    <w:rsid w:val="00A131F8"/>
     <w:rPr>
       <w:b/>
       <w:bCs/>
@@ -1185,7 +1185,7 @@
     <w:hidden/>
     <w:uiPriority w:val="99"/>
     <w:semiHidden/>
-    <w:rsid w:val="000706FA"/>
+    <w:rsid w:val="00A131F8"/>
     <w:pPr>
       <w:spacing w:after="0" w:line="240" w:lineRule="auto"/>
     </w:pPr>
